--- a/docs/00 - LEEME primero.docx
+++ b/docs/00 - LEEME primero.docx
@@ -1770,7 +1770,7 @@
           <w:sz w:val="20"/>
           <w:szCs w:val="20"/>
         </w:rPr>
-        <w:t xml:space="preserve">Con el 05 y las migraciones de hoy (0001 y 0002), la base tiene 19 tablas en el esquema app —17 de inquilino y dos catálogos globales— y 11 en plataforma, 72 disparadores (66 en app), 20 políticas de aislamiento (17 en app), una vista (plataforma.v_parametros) y 128 funciones (89 en app). Esas cifras cambian con cada migración; las dos comprobaciones que no cambian son que app.fn_verificar_rls() y app.fn_verificar_funciones() devuelvan cero filas: si la primera devuelve alguna, hay una tabla de inquilino sin aislamiento; si la segunda, una función privilegiada mal asegurada. La tercera es intentar, con el rol de la aplicación, las operaciones que la base tiene que rechazar. Estas son:</w:t>
+        <w:t xml:space="preserve">Con el 05 y las migraciones de hoy (0001 a 0005), la base tiene 33 tablas en el esquema app —31 de inquilino y dos catálogos globales— y 13 en plataforma, 97 disparadores (91 en app), 34 políticas de aislamiento (31 en app), una vista (plataforma.v_parametros) y 159 funciones (119 en app). Esas cifras cambian con cada migración; las dos comprobaciones que no cambian son que app.fn_verificar_rls() y app.fn_verificar_funciones() devuelvan cero filas: si la primera devuelve alguna, hay una tabla de inquilino sin aislamiento; si la segunda, una función privilegiada mal asegurada. La tercera es intentar, con el rol de la aplicación, las operaciones que la base tiene que rechazar. Estas son:</w:t>
       </w:r>
     </w:p>
     <w:p>

--- a/docs/00 - LEEME primero.docx
+++ b/docs/00 - LEEME primero.docx
@@ -1770,7 +1770,7 @@
           <w:sz w:val="20"/>
           <w:szCs w:val="20"/>
         </w:rPr>
-        <w:t xml:space="preserve">Con el 05 y las migraciones de hoy (0001 a 0005), la base tiene 33 tablas en el esquema app —31 de inquilino y dos catálogos globales— y 13 en plataforma, 97 disparadores (91 en app), 34 políticas de aislamiento (31 en app), una vista (plataforma.v_parametros) y 159 funciones (119 en app). Esas cifras cambian con cada migración; las dos comprobaciones que no cambian son que app.fn_verificar_rls() y app.fn_verificar_funciones() devuelvan cero filas: si la primera devuelve alguna, hay una tabla de inquilino sin aislamiento; si la segunda, una función privilegiada mal asegurada. La tercera es intentar, con el rol de la aplicación, las operaciones que la base tiene que rechazar. Estas son:</w:t>
+        <w:t xml:space="preserve">Con el 05 y las migraciones de hoy (0001 a 0006), la base tiene 33 tablas en el esquema app —31 de inquilino y dos catálogos globales— y 13 en plataforma, 97 disparadores (91 en app), 34 políticas de aislamiento (31 en app), una vista (plataforma.v_parametros) y 159 funciones (119 en app). Esas cifras cambian con cada migración; las dos comprobaciones que no cambian son que app.fn_verificar_rls() y app.fn_verificar_funciones() devuelvan cero filas: si la primera devuelve alguna, hay una tabla de inquilino sin aislamiento; si la segunda, una función privilegiada mal asegurada. La tercera es intentar, con el rol de la aplicación, las operaciones que la base tiene que rechazar. Estas son:</w:t>
       </w:r>
     </w:p>
     <w:p>

--- a/docs/00 - LEEME primero.docx
+++ b/docs/00 - LEEME primero.docx
@@ -1770,7 +1770,7 @@
           <w:sz w:val="20"/>
           <w:szCs w:val="20"/>
         </w:rPr>
-        <w:t xml:space="preserve">Con el 05 y las migraciones de hoy (0001 a 0006), la base tiene 33 tablas en el esquema app —31 de inquilino y dos catálogos globales— y 13 en plataforma, 97 disparadores (91 en app), 34 políticas de aislamiento (31 en app), una vista (plataforma.v_parametros) y 159 funciones (119 en app). Esas cifras cambian con cada migración; las dos comprobaciones que no cambian son que app.fn_verificar_rls() y app.fn_verificar_funciones() devuelvan cero filas: si la primera devuelve alguna, hay una tabla de inquilino sin aislamiento; si la segunda, una función privilegiada mal asegurada. La tercera es intentar, con el rol de la aplicación, las operaciones que la base tiene que rechazar. Estas son:</w:t>
+        <w:t xml:space="preserve">Con el 05 y las migraciones de hoy (0001 a 0007), la base tiene 33 tablas en el esquema app —31 de inquilino y dos catálogos globales— y 13 en plataforma, 97 disparadores (91 en app), 34 políticas de aislamiento (31 en app), una vista (plataforma.v_parametros) y 159 funciones (119 en app). Esas cifras cambian con cada migración; las dos comprobaciones que no cambian son que app.fn_verificar_rls() y app.fn_verificar_funciones() devuelvan cero filas: si la primera devuelve alguna, hay una tabla de inquilino sin aislamiento; si la segunda, una función privilegiada mal asegurada. La tercera es intentar, con el rol de la aplicación, las operaciones que la base tiene que rechazar. Estas son:</w:t>
       </w:r>
     </w:p>
     <w:p>
